--- a/documentatie/Bijlage 3 Persoonlijke ticketlijst.docx
+++ b/documentatie/Bijlage 3 Persoonlijke ticketlijst.docx
@@ -157,10 +157,9 @@
       </w:r>
       <w:r>
         <w:rPr>
-          <w:b w:val="0"/>
           <w:lang w:eastAsia="nl-NL"/>
         </w:rPr>
-        <w:tab/>
+        <w:t>Efe Kahveci</w:t>
       </w:r>
     </w:p>
     <w:p>
@@ -334,6 +333,22 @@
                 <w:lang w:eastAsia="nl-NL"/>
               </w:rPr>
             </w:pPr>
+            <w:r>
+              <w:rPr>
+                <w:rFonts w:ascii="Calibri" w:eastAsia="Times New Roman" w:hAnsi="Calibri" w:cs="Calibri"/>
+                <w:color w:val="000000"/>
+                <w:lang w:eastAsia="nl-NL"/>
+              </w:rPr>
+              <w:t>O</w:t>
+            </w:r>
+            <w:r>
+              <w:rPr>
+                <w:rFonts w:ascii="Calibri" w:eastAsia="Times New Roman" w:hAnsi="Calibri" w:cs="Calibri"/>
+                <w:color w:val="000000"/>
+                <w:lang w:eastAsia="nl-NL"/>
+              </w:rPr>
+              <w:t>PEN</w:t>
+            </w:r>
           </w:p>
         </w:tc>
       </w:tr>
@@ -411,7 +426,15 @@
                 <w:color w:val="000000"/>
                 <w:lang w:eastAsia="nl-NL"/>
               </w:rPr>
-              <w:t>x</w:t>
+              <w:t>S</w:t>
+            </w:r>
+            <w:r>
+              <w:rPr>
+                <w:rFonts w:ascii="Calibri" w:eastAsia="Times New Roman" w:hAnsi="Calibri" w:cs="Calibri"/>
+                <w:color w:val="000000"/>
+                <w:lang w:eastAsia="nl-NL"/>
+              </w:rPr>
+              <w:t>POED</w:t>
             </w:r>
           </w:p>
         </w:tc>
@@ -491,7 +514,15 @@
                 <w:color w:val="000000"/>
                 <w:lang w:eastAsia="nl-NL"/>
               </w:rPr>
-              <w:t>?</w:t>
+              <w:t>W</w:t>
+            </w:r>
+            <w:r>
+              <w:rPr>
+                <w:rFonts w:ascii="Calibri" w:eastAsia="Times New Roman" w:hAnsi="Calibri" w:cs="Calibri"/>
+                <w:color w:val="000000"/>
+                <w:lang w:eastAsia="nl-NL"/>
+              </w:rPr>
+              <w:t>ENS</w:t>
             </w:r>
           </w:p>
         </w:tc>
@@ -570,7 +601,15 @@
                 <w:color w:val="000000"/>
                 <w:lang w:eastAsia="nl-NL"/>
               </w:rPr>
-              <w:t>?</w:t>
+              <w:t>W</w:t>
+            </w:r>
+            <w:r>
+              <w:rPr>
+                <w:rFonts w:ascii="Calibri" w:eastAsia="Times New Roman" w:hAnsi="Calibri" w:cs="Calibri"/>
+                <w:color w:val="000000"/>
+                <w:lang w:eastAsia="nl-NL"/>
+              </w:rPr>
+              <w:t>ENS</w:t>
             </w:r>
           </w:p>
         </w:tc>
@@ -658,7 +697,15 @@
                 <w:color w:val="000000"/>
                 <w:lang w:eastAsia="nl-NL"/>
               </w:rPr>
-              <w:t>x</w:t>
+              <w:t>O</w:t>
+            </w:r>
+            <w:r>
+              <w:rPr>
+                <w:rFonts w:ascii="Calibri" w:eastAsia="Times New Roman" w:hAnsi="Calibri" w:cs="Calibri"/>
+                <w:color w:val="000000"/>
+                <w:lang w:eastAsia="nl-NL"/>
+              </w:rPr>
+              <w:t>PEN</w:t>
             </w:r>
           </w:p>
         </w:tc>
@@ -737,7 +784,15 @@
                 <w:color w:val="000000"/>
                 <w:lang w:eastAsia="nl-NL"/>
               </w:rPr>
-              <w:t>x</w:t>
+              <w:t>W</w:t>
+            </w:r>
+            <w:r>
+              <w:rPr>
+                <w:rFonts w:ascii="Calibri" w:eastAsia="Times New Roman" w:hAnsi="Calibri" w:cs="Calibri"/>
+                <w:color w:val="000000"/>
+                <w:lang w:eastAsia="nl-NL"/>
+              </w:rPr>
+              <w:t>ENS</w:t>
             </w:r>
           </w:p>
         </w:tc>
@@ -817,7 +872,15 @@
                 <w:color w:val="000000"/>
                 <w:lang w:eastAsia="nl-NL"/>
               </w:rPr>
-              <w:t>x</w:t>
+              <w:t>S</w:t>
+            </w:r>
+            <w:r>
+              <w:rPr>
+                <w:rFonts w:ascii="Calibri" w:eastAsia="Times New Roman" w:hAnsi="Calibri" w:cs="Calibri"/>
+                <w:color w:val="000000"/>
+                <w:lang w:eastAsia="nl-NL"/>
+              </w:rPr>
+              <w:t>POED</w:t>
             </w:r>
           </w:p>
         </w:tc>
@@ -896,7 +959,15 @@
                 <w:color w:val="000000"/>
                 <w:lang w:eastAsia="nl-NL"/>
               </w:rPr>
-              <w:t>v</w:t>
+              <w:t>O</w:t>
+            </w:r>
+            <w:r>
+              <w:rPr>
+                <w:rFonts w:ascii="Calibri" w:eastAsia="Times New Roman" w:hAnsi="Calibri" w:cs="Calibri"/>
+                <w:color w:val="000000"/>
+                <w:lang w:eastAsia="nl-NL"/>
+              </w:rPr>
+              <w:t>PEN</w:t>
             </w:r>
           </w:p>
         </w:tc>
@@ -976,7 +1047,15 @@
                 <w:color w:val="000000"/>
                 <w:lang w:eastAsia="nl-NL"/>
               </w:rPr>
-              <w:t>x</w:t>
+              <w:t>W</w:t>
+            </w:r>
+            <w:r>
+              <w:rPr>
+                <w:rFonts w:ascii="Calibri" w:eastAsia="Times New Roman" w:hAnsi="Calibri" w:cs="Calibri"/>
+                <w:color w:val="000000"/>
+                <w:lang w:eastAsia="nl-NL"/>
+              </w:rPr>
+              <w:t>ENS</w:t>
             </w:r>
           </w:p>
         </w:tc>
@@ -1055,7 +1134,15 @@
                 <w:color w:val="000000"/>
                 <w:lang w:eastAsia="nl-NL"/>
               </w:rPr>
-              <w:t>v</w:t>
+              <w:t>W</w:t>
+            </w:r>
+            <w:r>
+              <w:rPr>
+                <w:rFonts w:ascii="Calibri" w:eastAsia="Times New Roman" w:hAnsi="Calibri" w:cs="Calibri"/>
+                <w:color w:val="000000"/>
+                <w:lang w:eastAsia="nl-NL"/>
+              </w:rPr>
+              <w:t>ENS</w:t>
             </w:r>
           </w:p>
         </w:tc>
@@ -1135,7 +1222,15 @@
                 <w:color w:val="000000"/>
                 <w:lang w:eastAsia="nl-NL"/>
               </w:rPr>
-              <w:t>x</w:t>
+              <w:t>W</w:t>
+            </w:r>
+            <w:r>
+              <w:rPr>
+                <w:rFonts w:ascii="Calibri" w:eastAsia="Times New Roman" w:hAnsi="Calibri" w:cs="Calibri"/>
+                <w:color w:val="000000"/>
+                <w:lang w:eastAsia="nl-NL"/>
+              </w:rPr>
+              <w:t>ENS</w:t>
             </w:r>
           </w:p>
         </w:tc>
@@ -1214,7 +1309,15 @@
                 <w:color w:val="000000"/>
                 <w:lang w:eastAsia="nl-NL"/>
               </w:rPr>
-              <w:t>chat</w:t>
+              <w:t>O</w:t>
+            </w:r>
+            <w:r>
+              <w:rPr>
+                <w:rFonts w:ascii="Calibri" w:eastAsia="Times New Roman" w:hAnsi="Calibri" w:cs="Calibri"/>
+                <w:color w:val="000000"/>
+                <w:lang w:eastAsia="nl-NL"/>
+              </w:rPr>
+              <w:t>PEN</w:t>
             </w:r>
           </w:p>
         </w:tc>
@@ -1303,7 +1406,15 @@
                 <w:color w:val="000000"/>
                 <w:lang w:eastAsia="nl-NL"/>
               </w:rPr>
-              <w:t>skip</w:t>
+              <w:t>W</w:t>
+            </w:r>
+            <w:r>
+              <w:rPr>
+                <w:rFonts w:ascii="Calibri" w:eastAsia="Times New Roman" w:hAnsi="Calibri" w:cs="Calibri"/>
+                <w:color w:val="000000"/>
+                <w:lang w:eastAsia="nl-NL"/>
+              </w:rPr>
+              <w:t>ENS</w:t>
             </w:r>
           </w:p>
         </w:tc>
@@ -1390,7 +1501,15 @@
                 <w:color w:val="000000"/>
                 <w:lang w:eastAsia="nl-NL"/>
               </w:rPr>
-              <w:t>x</w:t>
+              <w:t>O</w:t>
+            </w:r>
+            <w:r>
+              <w:rPr>
+                <w:rFonts w:ascii="Calibri" w:eastAsia="Times New Roman" w:hAnsi="Calibri" w:cs="Calibri"/>
+                <w:color w:val="000000"/>
+                <w:lang w:eastAsia="nl-NL"/>
+              </w:rPr>
+              <w:t>PEN</w:t>
             </w:r>
           </w:p>
         </w:tc>
@@ -1464,6 +1583,22 @@
                 <w:lang w:eastAsia="nl-NL"/>
               </w:rPr>
             </w:pPr>
+            <w:r>
+              <w:rPr>
+                <w:rFonts w:ascii="Calibri" w:eastAsia="Times New Roman" w:hAnsi="Calibri" w:cs="Calibri"/>
+                <w:color w:val="000000"/>
+                <w:lang w:eastAsia="nl-NL"/>
+              </w:rPr>
+              <w:t>W</w:t>
+            </w:r>
+            <w:r>
+              <w:rPr>
+                <w:rFonts w:ascii="Calibri" w:eastAsia="Times New Roman" w:hAnsi="Calibri" w:cs="Calibri"/>
+                <w:color w:val="000000"/>
+                <w:lang w:eastAsia="nl-NL"/>
+              </w:rPr>
+              <w:t>ENS</w:t>
+            </w:r>
           </w:p>
         </w:tc>
       </w:tr>
@@ -1535,6 +1670,22 @@
                 <w:lang w:eastAsia="nl-NL"/>
               </w:rPr>
             </w:pPr>
+            <w:r>
+              <w:rPr>
+                <w:rFonts w:ascii="Calibri" w:eastAsia="Times New Roman" w:hAnsi="Calibri" w:cs="Calibri"/>
+                <w:color w:val="000000"/>
+                <w:lang w:eastAsia="nl-NL"/>
+              </w:rPr>
+              <w:t>O</w:t>
+            </w:r>
+            <w:r>
+              <w:rPr>
+                <w:rFonts w:ascii="Calibri" w:eastAsia="Times New Roman" w:hAnsi="Calibri" w:cs="Calibri"/>
+                <w:color w:val="000000"/>
+                <w:lang w:eastAsia="nl-NL"/>
+              </w:rPr>
+              <w:t>PEN</w:t>
+            </w:r>
           </w:p>
         </w:tc>
       </w:tr>
@@ -1657,7 +1808,7 @@
                 <w:color w:val="000000"/>
                 <w:lang w:eastAsia="nl-NL"/>
               </w:rPr>
-              <w:t>skip</w:t>
+              <w:t>PROJECT</w:t>
             </w:r>
           </w:p>
         </w:tc>
@@ -1775,25 +1926,7 @@
                 <w:lang w:eastAsia="nl-NL"/>
               </w:rPr>
               <w:br/>
-              <w:t>Bij elke toevoeging van een item aan een bestelling wordt een melding gegeven als er een allergie overeenkomt met de allergie(</w:t>
-            </w:r>
-            <w:proofErr w:type="spellStart"/>
-            <w:r>
-              <w:rPr>
-                <w:rFonts w:ascii="Calibri" w:eastAsia="Times New Roman" w:hAnsi="Calibri" w:cs="Calibri"/>
-                <w:color w:val="000000"/>
-                <w:lang w:eastAsia="nl-NL"/>
-              </w:rPr>
-              <w:t>ën</w:t>
-            </w:r>
-            <w:proofErr w:type="spellEnd"/>
-            <w:r>
-              <w:rPr>
-                <w:rFonts w:ascii="Calibri" w:eastAsia="Times New Roman" w:hAnsi="Calibri" w:cs="Calibri"/>
-                <w:color w:val="000000"/>
-                <w:lang w:eastAsia="nl-NL"/>
-              </w:rPr>
-              <w:t>) die de klant bij reservering heeft opgegeven.</w:t>
+              <w:t>Bij elke toevoeging van een item aan een bestelling wordt een melding gegeven als er een allergie overeenkomt met de allergie(ën) die de klant bij reservering heeft opgegeven.</w:t>
             </w:r>
           </w:p>
         </w:tc>
@@ -1816,7 +1949,7 @@
                 <w:color w:val="000000"/>
                 <w:lang w:eastAsia="nl-NL"/>
               </w:rPr>
-              <w:t>skip</w:t>
+              <w:t>ONIUTVOERBAAR</w:t>
             </w:r>
           </w:p>
         </w:tc>
@@ -1913,7 +2046,7 @@
                 <w:color w:val="000000"/>
                 <w:lang w:eastAsia="nl-NL"/>
               </w:rPr>
-              <w:t>skip</w:t>
+              <w:t>PROJECT</w:t>
             </w:r>
           </w:p>
         </w:tc>
@@ -2004,6 +2137,14 @@
                 <w:lang w:eastAsia="nl-NL"/>
               </w:rPr>
               <w:br/>
+            </w:r>
+            <w:r>
+              <w:rPr>
+                <w:rFonts w:ascii="Calibri" w:eastAsia="Times New Roman" w:hAnsi="Calibri" w:cs="Calibri"/>
+                <w:color w:val="000000"/>
+                <w:lang w:eastAsia="nl-NL"/>
+              </w:rPr>
+              <w:lastRenderedPageBreak/>
               <w:t>Er moet een overzicht per week per medewerker komen met daarop het aantal gewerkte uren en de berekende fooi.</w:t>
             </w:r>
           </w:p>
@@ -2027,7 +2168,8 @@
                 <w:color w:val="000000"/>
                 <w:lang w:eastAsia="nl-NL"/>
               </w:rPr>
-              <w:t>skip</w:t>
+              <w:lastRenderedPageBreak/>
+              <w:t>PROJECT</w:t>
             </w:r>
           </w:p>
         </w:tc>
@@ -2124,7 +2266,15 @@
                 <w:color w:val="000000"/>
                 <w:lang w:eastAsia="nl-NL"/>
               </w:rPr>
-              <w:t>skip</w:t>
+              <w:t>W</w:t>
+            </w:r>
+            <w:r>
+              <w:rPr>
+                <w:rFonts w:ascii="Calibri" w:eastAsia="Times New Roman" w:hAnsi="Calibri" w:cs="Calibri"/>
+                <w:color w:val="000000"/>
+                <w:lang w:eastAsia="nl-NL"/>
+              </w:rPr>
+              <w:t>ENS</w:t>
             </w:r>
           </w:p>
         </w:tc>
@@ -2197,6 +2347,22 @@
                 <w:lang w:eastAsia="nl-NL"/>
               </w:rPr>
             </w:pPr>
+            <w:r>
+              <w:rPr>
+                <w:rFonts w:ascii="Calibri" w:eastAsia="Times New Roman" w:hAnsi="Calibri" w:cs="Calibri"/>
+                <w:color w:val="000000"/>
+                <w:lang w:eastAsia="nl-NL"/>
+              </w:rPr>
+              <w:t>O</w:t>
+            </w:r>
+            <w:r>
+              <w:rPr>
+                <w:rFonts w:ascii="Calibri" w:eastAsia="Times New Roman" w:hAnsi="Calibri" w:cs="Calibri"/>
+                <w:color w:val="000000"/>
+                <w:lang w:eastAsia="nl-NL"/>
+              </w:rPr>
+              <w:t>PEN</w:t>
+            </w:r>
           </w:p>
         </w:tc>
       </w:tr>
@@ -2260,25 +2426,7 @@
                 <w:lang w:eastAsia="nl-NL"/>
               </w:rPr>
               <w:br/>
-              <w:t xml:space="preserve">INSERT INTO reservering (tafel, datum, tijd, </w:t>
-            </w:r>
-            <w:proofErr w:type="spellStart"/>
-            <w:r>
-              <w:rPr>
-                <w:rFonts w:ascii="Calibri" w:eastAsia="Times New Roman" w:hAnsi="Calibri" w:cs="Calibri"/>
-                <w:color w:val="000000"/>
-                <w:lang w:eastAsia="nl-NL"/>
-              </w:rPr>
-              <w:t>klant_id</w:t>
-            </w:r>
-            <w:proofErr w:type="spellEnd"/>
-            <w:r>
-              <w:rPr>
-                <w:rFonts w:ascii="Calibri" w:eastAsia="Times New Roman" w:hAnsi="Calibri" w:cs="Calibri"/>
-                <w:color w:val="000000"/>
-                <w:lang w:eastAsia="nl-NL"/>
-              </w:rPr>
-              <w:t>, aantal) VALUES (1, '--', '', 13, ) Mislukt</w:t>
+              <w:t>INSERT INTO reservering (tafel, datum, tijd, klant_id, aantal) VALUES (1, '--', '', 13, ) Mislukt</w:t>
             </w:r>
             <w:r>
               <w:rPr>
@@ -2304,6 +2452,22 @@
                 <w:lang w:eastAsia="nl-NL"/>
               </w:rPr>
             </w:pPr>
+            <w:r>
+              <w:rPr>
+                <w:rFonts w:ascii="Calibri" w:eastAsia="Times New Roman" w:hAnsi="Calibri" w:cs="Calibri"/>
+                <w:color w:val="000000"/>
+                <w:lang w:eastAsia="nl-NL"/>
+              </w:rPr>
+              <w:t>O</w:t>
+            </w:r>
+            <w:r>
+              <w:rPr>
+                <w:rFonts w:ascii="Calibri" w:eastAsia="Times New Roman" w:hAnsi="Calibri" w:cs="Calibri"/>
+                <w:color w:val="000000"/>
+                <w:lang w:eastAsia="nl-NL"/>
+              </w:rPr>
+              <w:t>PEN</w:t>
+            </w:r>
           </w:p>
         </w:tc>
       </w:tr>
@@ -2375,6 +2539,22 @@
                 <w:lang w:eastAsia="nl-NL"/>
               </w:rPr>
             </w:pPr>
+            <w:r>
+              <w:rPr>
+                <w:rFonts w:ascii="Calibri" w:eastAsia="Times New Roman" w:hAnsi="Calibri" w:cs="Calibri"/>
+                <w:color w:val="000000"/>
+                <w:lang w:eastAsia="nl-NL"/>
+              </w:rPr>
+              <w:t>W</w:t>
+            </w:r>
+            <w:r>
+              <w:rPr>
+                <w:rFonts w:ascii="Calibri" w:eastAsia="Times New Roman" w:hAnsi="Calibri" w:cs="Calibri"/>
+                <w:color w:val="000000"/>
+                <w:lang w:eastAsia="nl-NL"/>
+              </w:rPr>
+              <w:t>ENS</w:t>
+            </w:r>
           </w:p>
         </w:tc>
       </w:tr>
@@ -2447,6 +2627,22 @@
                 <w:lang w:eastAsia="nl-NL"/>
               </w:rPr>
             </w:pPr>
+            <w:r>
+              <w:rPr>
+                <w:rFonts w:ascii="Calibri" w:eastAsia="Times New Roman" w:hAnsi="Calibri" w:cs="Calibri"/>
+                <w:color w:val="000000"/>
+                <w:lang w:eastAsia="nl-NL"/>
+              </w:rPr>
+              <w:t>O</w:t>
+            </w:r>
+            <w:r>
+              <w:rPr>
+                <w:rFonts w:ascii="Calibri" w:eastAsia="Times New Roman" w:hAnsi="Calibri" w:cs="Calibri"/>
+                <w:color w:val="000000"/>
+                <w:lang w:eastAsia="nl-NL"/>
+              </w:rPr>
+              <w:t>PEN</w:t>
+            </w:r>
           </w:p>
         </w:tc>
       </w:tr>
@@ -2518,6 +2714,22 @@
                 <w:lang w:eastAsia="nl-NL"/>
               </w:rPr>
             </w:pPr>
+            <w:r>
+              <w:rPr>
+                <w:rFonts w:ascii="Calibri" w:eastAsia="Times New Roman" w:hAnsi="Calibri" w:cs="Calibri"/>
+                <w:color w:val="000000"/>
+                <w:lang w:eastAsia="nl-NL"/>
+              </w:rPr>
+              <w:t>W</w:t>
+            </w:r>
+            <w:r>
+              <w:rPr>
+                <w:rFonts w:ascii="Calibri" w:eastAsia="Times New Roman" w:hAnsi="Calibri" w:cs="Calibri"/>
+                <w:color w:val="000000"/>
+                <w:lang w:eastAsia="nl-NL"/>
+              </w:rPr>
+              <w:t>ENS</w:t>
+            </w:r>
           </w:p>
         </w:tc>
       </w:tr>
@@ -2590,6 +2802,22 @@
                 <w:lang w:eastAsia="nl-NL"/>
               </w:rPr>
             </w:pPr>
+            <w:r>
+              <w:rPr>
+                <w:rFonts w:ascii="Calibri" w:eastAsia="Times New Roman" w:hAnsi="Calibri" w:cs="Calibri"/>
+                <w:color w:val="000000"/>
+                <w:lang w:eastAsia="nl-NL"/>
+              </w:rPr>
+              <w:t>O</w:t>
+            </w:r>
+            <w:r>
+              <w:rPr>
+                <w:rFonts w:ascii="Calibri" w:eastAsia="Times New Roman" w:hAnsi="Calibri" w:cs="Calibri"/>
+                <w:color w:val="000000"/>
+                <w:lang w:eastAsia="nl-NL"/>
+              </w:rPr>
+              <w:t>PEN</w:t>
+            </w:r>
           </w:p>
         </w:tc>
       </w:tr>
@@ -2661,6 +2889,22 @@
                 <w:lang w:eastAsia="nl-NL"/>
               </w:rPr>
             </w:pPr>
+            <w:r>
+              <w:rPr>
+                <w:rFonts w:ascii="Calibri" w:eastAsia="Times New Roman" w:hAnsi="Calibri" w:cs="Calibri"/>
+                <w:color w:val="000000"/>
+                <w:lang w:eastAsia="nl-NL"/>
+              </w:rPr>
+              <w:t>O</w:t>
+            </w:r>
+            <w:r>
+              <w:rPr>
+                <w:rFonts w:ascii="Calibri" w:eastAsia="Times New Roman" w:hAnsi="Calibri" w:cs="Calibri"/>
+                <w:color w:val="000000"/>
+                <w:lang w:eastAsia="nl-NL"/>
+              </w:rPr>
+              <w:t>PEN</w:t>
+            </w:r>
           </w:p>
         </w:tc>
       </w:tr>
@@ -2737,6 +2981,7 @@
         <w:docPartUnique/>
       </w:docPartObj>
     </w:sdtPr>
+    <w:sdtEndPr/>
     <w:sdtContent>
       <w:sdt>
         <w:sdtPr>
@@ -2746,6 +2991,7 @@
             <w:docPartUnique/>
           </w:docPartObj>
         </w:sdtPr>
+        <w:sdtEndPr/>
         <w:sdtContent>
           <w:p>
             <w:pPr>
@@ -4595,15 +4841,6 @@
 </file>
 
 <file path=customXml/item1.xml><?xml version="1.0" encoding="utf-8"?>
-<?mso-contentType ?>
-<FormTemplates xmlns="http://schemas.microsoft.com/sharepoint/v3/contenttype/forms">
-  <Display>DocumentLibraryForm</Display>
-  <Edit>DocumentLibraryForm</Edit>
-  <New>DocumentLibraryForm</New>
-</FormTemplates>
-</file>
-
-<file path=customXml/item2.xml><?xml version="1.0" encoding="utf-8"?>
 <p:properties xmlns:p="http://schemas.microsoft.com/office/2006/metadata/properties" xmlns:xsi="http://www.w3.org/2001/XMLSchema-instance" xmlns:pc="http://schemas.microsoft.com/office/infopath/2007/PartnerControls">
   <documentManagement>
     <opmerking xmlns="3bb2d62f-9cf3-41e4-8e26-dc347878987c" xsi:nil="true"/>
@@ -4614,6 +4851,15 @@
     <Date xmlns="3bb2d62f-9cf3-41e4-8e26-dc347878987c" xsi:nil="true"/>
   </documentManagement>
 </p:properties>
+</file>
+
+<file path=customXml/item2.xml><?xml version="1.0" encoding="utf-8"?>
+<?mso-contentType ?>
+<FormTemplates xmlns="http://schemas.microsoft.com/sharepoint/v3/contenttype/forms">
+  <Display>DocumentLibraryForm</Display>
+  <Edit>DocumentLibraryForm</Edit>
+  <New>DocumentLibraryForm</New>
+</FormTemplates>
 </file>
 
 <file path=customXml/item3.xml><?xml version="1.0" encoding="utf-8"?>
@@ -4874,20 +5120,20 @@
 </file>
 
 <file path=customXml/itemProps1.xml><?xml version="1.0" encoding="utf-8"?>
-<ds:datastoreItem xmlns:ds="http://schemas.openxmlformats.org/officeDocument/2006/customXml" ds:itemID="{50E63AEF-7D46-4C2A-B558-B72117938AD8}">
-  <ds:schemaRefs>
-    <ds:schemaRef ds:uri="http://schemas.microsoft.com/sharepoint/v3/contenttype/forms"/>
-  </ds:schemaRefs>
-</ds:datastoreItem>
-</file>
-
-<file path=customXml/itemProps2.xml><?xml version="1.0" encoding="utf-8"?>
 <ds:datastoreItem xmlns:ds="http://schemas.openxmlformats.org/officeDocument/2006/customXml" ds:itemID="{108B2F05-01C8-4910-95FA-480525A4A5B4}">
   <ds:schemaRefs>
     <ds:schemaRef ds:uri="http://schemas.microsoft.com/office/2006/metadata/properties"/>
     <ds:schemaRef ds:uri="http://schemas.microsoft.com/office/infopath/2007/PartnerControls"/>
     <ds:schemaRef ds:uri="3bb2d62f-9cf3-41e4-8e26-dc347878987c"/>
     <ds:schemaRef ds:uri="8902adb9-d5ab-4519-807d-4f8787b35b14"/>
+  </ds:schemaRefs>
+</ds:datastoreItem>
+</file>
+
+<file path=customXml/itemProps2.xml><?xml version="1.0" encoding="utf-8"?>
+<ds:datastoreItem xmlns:ds="http://schemas.openxmlformats.org/officeDocument/2006/customXml" ds:itemID="{50E63AEF-7D46-4C2A-B558-B72117938AD8}">
+  <ds:schemaRefs>
+    <ds:schemaRef ds:uri="http://schemas.microsoft.com/sharepoint/v3/contenttype/forms"/>
   </ds:schemaRefs>
 </ds:datastoreItem>
 </file>
